--- a/a7/packages/A7 Unit 3 - Exponents and Scientific Notation/Lessons/3.02/A7 3.02 Quotient Laws of Exponents - Lesson Plan.docx
+++ b/a7/packages/A7 Unit 3 - Exponents and Scientific Notation/Lessons/3.02/A7 3.02 Quotient Laws of Exponents - Lesson Plan.docx
@@ -1794,7 +1794,7 @@
                 <w:color w:val="1A1A1A"/>
                 <w:sz w:val="19"/>
               </w:rPr>
-              <w:t>Post the target; say the 'today' line and nothing else yet.</w:t>
+              <w:t>Post the target; say the one line the Teacher's Edition gives for it, and nothing else yet.</w:t>
             </w:r>
           </w:p>
         </w:tc>

--- a/a7/packages/A7 Unit 3 - Exponents and Scientific Notation/Lessons/3.02/A7 3.02 Quotient Laws of Exponents - Lesson Plan.docx
+++ b/a7/packages/A7 Unit 3 - Exponents and Scientific Notation/Lessons/3.02/A7 3.02 Quotient Laws of Exponents - Lesson Plan.docx
@@ -4120,7 +4120,7 @@
                 <w:color w:val="1A1A1A"/>
                 <w:sz w:val="18"/>
               </w:rPr>
-              <w:t>A website puts 8</w:t>
+              <w:t>A website puts 7</w:t>
             </w:r>
             <w:r>
               <w:rPr>
@@ -4139,7 +4139,7 @@
                 <w:color w:val="1A1A1A"/>
                 <w:sz w:val="18"/>
               </w:rPr>
-              <w:t xml:space="preserve"> photos into 8 equal albums. The site is 30 days old. How many photos are in each album?</w:t>
+              <w:t xml:space="preserve"> photos into 7 equal albums. The site is 30 days old. How many photos are in each album?</w:t>
             </w:r>
           </w:p>
         </w:tc>
@@ -4170,7 +4170,7 @@
                 <w:color w:val="9E1B32"/>
                 <w:sz w:val="18"/>
               </w:rPr>
-              <w:t>512</w:t>
+              <w:t>343</w:t>
             </w:r>
           </w:p>
         </w:tc>
@@ -4201,7 +4201,7 @@
                 <w:color w:val="1A1A1A"/>
                 <w:sz w:val="18"/>
               </w:rPr>
-              <w:t>4096 — never divided by the 8 albums [the quotient was not taken]; 64 — subtracted 4 − 1 wrong or used 8</w:t>
+              <w:t>2401 — never divided by the 7 albums [the quotient was not taken]; 49 — subtracted 4 − 1 wrong or used 7</w:t>
             </w:r>
             <w:r>
               <w:rPr>
@@ -5397,7 +5397,7 @@
                 <w:color w:val="1A1A1A"/>
                 <w:sz w:val="18"/>
               </w:rPr>
-              <w:t>Hannah cancels 2</w:t>
+              <w:t>Hannah cancels 6</w:t>
             </w:r>
             <w:r>
               <w:rPr>
@@ -5407,7 +5407,7 @@
                 <w:sz w:val="18"/>
                 <w:vertAlign w:val="superscript"/>
               </w:rPr>
-              <w:t>3</w:t>
+              <w:t>2</w:t>
             </w:r>
             <w:r>
               <w:rPr>
@@ -5416,7 +5416,7 @@
                 <w:color w:val="1A1A1A"/>
                 <w:sz w:val="18"/>
               </w:rPr>
-              <w:t>/2</w:t>
+              <w:t>/6</w:t>
             </w:r>
             <w:r>
               <w:rPr>
@@ -5426,7 +5426,7 @@
                 <w:sz w:val="18"/>
                 <w:vertAlign w:val="superscript"/>
               </w:rPr>
-              <w:t>3</w:t>
+              <w:t>2</w:t>
             </w:r>
             <w:r>
               <w:rPr>
@@ -5435,7 +5435,7 @@
                 <w:color w:val="1A1A1A"/>
                 <w:sz w:val="18"/>
               </w:rPr>
-              <w:t xml:space="preserve"> to 1. Sebastian subtracts to 2</w:t>
+              <w:t xml:space="preserve"> to 1. Sebastian subtracts to 6</w:t>
             </w:r>
             <w:r>
               <w:rPr>
@@ -5485,7 +5485,7 @@
                 <w:color w:val="9E1B32"/>
                 <w:sz w:val="18"/>
               </w:rPr>
-              <w:t>Both — 2</w:t>
+              <w:t>Both — 6</w:t>
             </w:r>
             <w:r>
               <w:rPr>
@@ -5535,7 +5535,7 @@
                 <w:color w:val="1A1A1A"/>
                 <w:sz w:val="18"/>
               </w:rPr>
-              <w:t>'Hannah, because 2</w:t>
+              <w:t>'Hannah, because 6</w:t>
             </w:r>
             <w:r>
               <w:rPr>
@@ -5962,7 +5962,7 @@
                 <w:color w:val="1A1A1A"/>
                 <w:sz w:val="21"/>
               </w:rPr>
-              <w:t xml:space="preserve">  Board 9 is written work and it is the exit evidence: the student has to say that both students are right and that 2</w:t>
+              <w:t xml:space="preserve">  Board 9 is written work and it is the exit evidence: the student has to say that both students are right and that 6</w:t>
             </w:r>
             <w:r>
               <w:rPr>
